--- a/pr-preview/pr-192/index.docx
+++ b/pr-preview/pr-192/index.docx
@@ -15,7 +15,7 @@
         <w:pStyle w:val="Date"/>
       </w:pPr>
       <w:r>
-        <w:t xml:space="preserve">Last modified: 2026-10-14 01:32:06 (PDT)</w:t>
+        <w:t xml:space="preserve">Last modified: 2026-10-16 10:26:16 (PDT)</w:t>
       </w:r>
     </w:p>
     <w:bookmarkStart w:id="15" w:name="preface"/>
@@ -139,7 +139,7 @@
         <w:pStyle w:val="FirstParagraph"/>
       </w:pPr>
       <w:r>
-        <w:t xml:space="preserve">The site is built from the</w:t>
+        <w:t xml:space="preserve">The site’s structure ultimately derives from the</w:t>
       </w:r>
       <w:r>
         <w:t xml:space="preserve"> </w:t>
@@ -149,20 +149,17 @@
           <w:rPr>
             <w:rStyle w:val="Hyperlink"/>
           </w:rPr>
-          <w:t xml:space="preserve">qwt</w:t>
+          <w:t xml:space="preserve">Benjamin-Chung Lab Manual</w:t>
         </w:r>
       </w:hyperlink>
       <w:r>
-        <w:t xml:space="preserve"> </w:t>
-      </w:r>
-      <w:r>
-        <w:t xml:space="preserve">Quarto website template,</w:t>
-      </w:r>
-      <w:r>
-        <w:t xml:space="preserve"> </w:t>
-      </w:r>
-      <w:r>
-        <w:t xml:space="preserve">whose structure comes from the</w:t>
+        <w:t xml:space="preserve">.</w:t>
+      </w:r>
+      <w:r>
+        <w:t xml:space="preserve"> </w:t>
+      </w:r>
+      <w:r>
+        <w:t xml:space="preserve">For further reading, see the</w:t>
       </w:r>
       <w:r>
         <w:t xml:space="preserve"> </w:t>
@@ -176,13 +173,10 @@
         </w:r>
       </w:hyperlink>
       <w:r>
-        <w:t xml:space="preserve">,</w:t>
-      </w:r>
-      <w:r>
-        <w:t xml:space="preserve"> </w:t>
-      </w:r>
-      <w:r>
-        <w:t xml:space="preserve">which is in turn adapted from the</w:t>
+        <w:t xml:space="preserve"> </w:t>
+      </w:r>
+      <w:r>
+        <w:t xml:space="preserve">and the</w:t>
       </w:r>
       <w:r>
         <w:t xml:space="preserve"> </w:t>
@@ -192,11 +186,14 @@
           <w:rPr>
             <w:rStyle w:val="Hyperlink"/>
           </w:rPr>
-          <w:t xml:space="preserve">Benjamin-Chung Lab Manual</w:t>
+          <w:t xml:space="preserve">qwt</w:t>
         </w:r>
       </w:hyperlink>
       <w:r>
-        <w:t xml:space="preserve">.</w:t>
+        <w:t xml:space="preserve"> </w:t>
+      </w:r>
+      <w:r>
+        <w:t xml:space="preserve">website template.</w:t>
       </w:r>
     </w:p>
     <w:bookmarkEnd w:id="14"/>
